--- a/bank/task_06/variant_46.docx
+++ b/bank/task_06/variant_46.docx
@@ -4,20 +4,16 @@
   <w:body>
     <w:p>
       <w:pPr>
-        <w:spacing w:before="240" w:after="240" w:line="240" w:lineRule="auto"/>
-        <w:jc w:val="both"/>
-        <w:rPr>
-          <w:rFonts w:ascii="Cambria Math" w:eastAsia="Times New Roman" w:hAnsi="Cambria Math" w:cs="Segoe UI"/>
-          <w:sz w:val="24"/>
+        <w:rPr>
+          <w:rFonts w:eastAsia="Times New Roman"/>
           <w:szCs w:val="28"/>
           <w:lang w:eastAsia="ru-RU"/>
         </w:rPr>
       </w:pPr>
       <w:r>
         <w:rPr>
-          <w:rFonts w:ascii="Cambria Math" w:eastAsia="Times New Roman" w:hAnsi="Cambria Math" w:cs="Segoe UI"/>
+          <w:rFonts w:eastAsia="Times New Roman"/>
           <w:bCs/>
-          <w:sz w:val="24"/>
           <w:szCs w:val="28"/>
           <w:lang w:eastAsia="ru-RU"/>
         </w:rPr>
@@ -25,8 +21,7 @@
       </w:r>
       <w:r>
         <w:rPr>
-          <w:rFonts w:ascii="Cambria Math" w:eastAsia="Times New Roman" w:hAnsi="Cambria Math" w:cs="Segoe UI"/>
-          <w:sz w:val="24"/>
+          <w:rFonts w:eastAsia="Times New Roman"/>
           <w:szCs w:val="28"/>
           <w:lang w:eastAsia="ru-RU"/>
         </w:rPr>
@@ -34,8 +29,7 @@
       </w:r>
       <w:r>
         <w:rPr>
-          <w:rFonts w:ascii="Cambria Math" w:eastAsia="Times New Roman" w:hAnsi="Cambria Math" w:cs="Segoe UI"/>
-          <w:sz w:val="24"/>
+          <w:rFonts w:eastAsia="Times New Roman"/>
           <w:szCs w:val="28"/>
           <w:lang w:eastAsia="ru-RU"/>
         </w:rPr>
@@ -43,34 +37,54 @@
       </w:r>
       <w:r>
         <w:rPr>
-          <w:rFonts w:ascii="Cambria Math" w:eastAsia="Times New Roman" w:hAnsi="Cambria Math" w:cs="Segoe UI"/>
-          <w:sz w:val="24"/>
-          <w:szCs w:val="28"/>
-          <w:lang w:eastAsia="ru-RU"/>
-        </w:rPr>
-        <w:br/>
+          <w:rFonts w:eastAsia="Times New Roman"/>
+          <w:szCs w:val="28"/>
+          <w:lang w:eastAsia="ru-RU"/>
+        </w:rPr>
+        <w:t xml:space="preserve">                               </w:t>
+      </w:r>
+      <w:r>
+        <w:rPr>
+          <w:rFonts w:eastAsia="Times New Roman"/>
+          <w:szCs w:val="28"/>
+          <w:lang w:eastAsia="ru-RU"/>
+        </w:rPr>
         <w:t xml:space="preserve">Графики: </w:t>
       </w:r>
     </w:p>
     <w:p>
       <w:pPr>
-        <w:spacing w:before="240" w:after="0" w:line="240" w:lineRule="auto"/>
-        <w:rPr>
-          <w:rFonts w:ascii="Cambria Math" w:eastAsia="Times New Roman" w:hAnsi="Cambria Math" w:cs="Segoe UI"/>
-          <w:sz w:val="24"/>
+        <w:rPr>
+          <w:rFonts w:eastAsia="Times New Roman"/>
           <w:szCs w:val="28"/>
           <w:lang w:eastAsia="ru-RU"/>
         </w:rPr>
       </w:pPr>
       <w:r>
         <w:rPr>
+          <w:rFonts w:eastAsia="Times New Roman"/>
+          <w:szCs w:val="28"/>
+          <w:lang w:eastAsia="ru-RU"/>
+        </w:rPr>
+        <w:t xml:space="preserve">   А                                               Б                                                В</w:t>
+      </w:r>
+    </w:p>
+    <w:p>
+      <w:pPr>
+        <w:rPr>
+          <w:rFonts w:eastAsia="Times New Roman"/>
+          <w:szCs w:val="28"/>
+          <w:lang w:eastAsia="ru-RU"/>
+        </w:rPr>
+      </w:pPr>
+      <w:r>
+        <w:rPr>
           <w:noProof/>
-          <w:sz w:val="24"/>
         </w:rPr>
         <w:drawing>
-          <wp:inline distT="0" distB="0" distL="0" distR="0" wp14:anchorId="57F1317E" wp14:editId="5B049CB1">
-            <wp:extent cx="5924550" cy="2224134"/>
-            <wp:effectExtent l="0" t="0" r="0" b="5080"/>
+          <wp:inline distT="0" distB="0" distL="0" distR="0" wp14:anchorId="57F1317E" wp14:editId="6CE1605A">
+            <wp:extent cx="5581650" cy="1844100"/>
+            <wp:effectExtent l="0" t="0" r="0" b="3810"/>
             <wp:docPr id="75" name="Рисунок 75"/>
             <wp:cNvGraphicFramePr>
               <a:graphicFrameLocks xmlns:a="http://schemas.openxmlformats.org/drawingml/2006/main" noChangeAspect="1"/>
@@ -82,20 +96,27 @@
                     <pic:cNvPr id="1" name=""/>
                     <pic:cNvPicPr/>
                   </pic:nvPicPr>
-                  <pic:blipFill>
+                  <pic:blipFill rotWithShape="1">
                     <a:blip r:embed="rId5"/>
-                    <a:stretch>
-                      <a:fillRect/>
-                    </a:stretch>
+                    <a:srcRect t="11994"/>
+                    <a:stretch/>
                   </pic:blipFill>
-                  <pic:spPr>
+                  <pic:spPr bwMode="auto">
                     <a:xfrm>
                       <a:off x="0" y="0"/>
-                      <a:ext cx="5931781" cy="2226848"/>
+                      <a:ext cx="5611316" cy="1853901"/>
                     </a:xfrm>
                     <a:prstGeom prst="rect">
                       <a:avLst/>
                     </a:prstGeom>
+                    <a:ln>
+                      <a:noFill/>
+                    </a:ln>
+                    <a:extLst>
+                      <a:ext uri="{53640926-AAD7-44D8-BBD7-CCE9431645EC}">
+                        <a14:shadowObscured xmlns:a14="http://schemas.microsoft.com/office/drawing/2010/main"/>
+                      </a:ext>
+                    </a:extLst>
                   </pic:spPr>
                 </pic:pic>
               </a:graphicData>
@@ -105,8 +126,7 @@
       </w:r>
       <w:r>
         <w:rPr>
-          <w:rFonts w:ascii="Cambria Math" w:eastAsia="Times New Roman" w:hAnsi="Cambria Math" w:cs="Segoe UI"/>
-          <w:sz w:val="24"/>
+          <w:rFonts w:eastAsia="Times New Roman"/>
           <w:szCs w:val="28"/>
           <w:lang w:eastAsia="ru-RU"/>
         </w:rPr>
@@ -120,10 +140,36 @@
           <w:ilvl w:val="0"/>
           <w:numId w:val="1"/>
         </w:numPr>
-        <w:spacing w:before="100" w:beforeAutospacing="1" w:after="0" w:line="240" w:lineRule="auto"/>
-        <w:rPr>
-          <w:rFonts w:ascii="Cambria Math" w:eastAsia="Times New Roman" w:hAnsi="Cambria Math" w:cs="Segoe UI"/>
-          <w:sz w:val="24"/>
+        <w:spacing w:before="100" w:beforeAutospacing="1"/>
+        <w:ind w:firstLine="0"/>
+        <w:rPr>
+          <w:rFonts w:ascii="Cambria Math" w:eastAsia="Times New Roman" w:hAnsi="Cambria Math"/>
+          <w:szCs w:val="28"/>
+          <w:lang w:eastAsia="ru-RU"/>
+          <w:oMath/>
+        </w:rPr>
+        <w:sectPr>
+          <w:pgSz w:w="11906" w:h="16838"/>
+          <w:pgMar w:top="850" w:right="850" w:bottom="850" w:left="850" w:header="708" w:footer="708" w:gutter="0"/>
+          <w:cols w:space="708"/>
+          <w:docGrid w:linePitch="360"/>
+        </w:sectPr>
+      </w:pPr>
+    </w:p>
+    <w:p>
+      <w:pPr>
+        <w:numPr>
+          <w:ilvl w:val="0"/>
+          <w:numId w:val="1"/>
+        </w:numPr>
+        <w:tabs>
+          <w:tab w:val="clear" w:pos="720"/>
+          <w:tab w:val="num" w:pos="0"/>
+        </w:tabs>
+        <w:spacing w:before="100" w:beforeAutospacing="1"/>
+        <w:ind w:left="0" w:firstLine="0"/>
+        <w:rPr>
+          <w:rFonts w:eastAsia="Times New Roman"/>
           <w:szCs w:val="28"/>
           <w:lang w:eastAsia="ru-RU"/>
         </w:rPr>
@@ -131,8 +177,7 @@
       <m:oMath>
         <m:r>
           <w:rPr>
-            <w:rFonts w:ascii="Cambria Math" w:eastAsia="Times New Roman" w:hAnsi="Cambria Math" w:cs="Segoe UI"/>
-            <w:sz w:val="24"/>
+            <w:rFonts w:ascii="Cambria Math" w:eastAsia="Times New Roman" w:hAnsi="Cambria Math"/>
             <w:szCs w:val="28"/>
             <w:lang w:eastAsia="ru-RU"/>
           </w:rPr>
@@ -142,9 +187,8 @@
           <m:fPr>
             <m:ctrlPr>
               <w:rPr>
-                <w:rFonts w:ascii="Cambria Math" w:eastAsia="Times New Roman" w:hAnsi="Cambria Math" w:cs="Segoe UI"/>
+                <w:rFonts w:ascii="Cambria Math" w:eastAsia="Times New Roman" w:hAnsi="Cambria Math"/>
                 <w:i/>
-                <w:sz w:val="24"/>
                 <w:szCs w:val="28"/>
                 <w:lang w:eastAsia="ru-RU"/>
               </w:rPr>
@@ -153,8 +197,7 @@
           <m:num>
             <m:r>
               <w:rPr>
-                <w:rFonts w:ascii="Cambria Math" w:eastAsia="Times New Roman" w:hAnsi="Cambria Math" w:cs="Segoe UI"/>
-                <w:sz w:val="24"/>
+                <w:rFonts w:ascii="Cambria Math" w:eastAsia="Times New Roman" w:hAnsi="Cambria Math"/>
                 <w:szCs w:val="28"/>
                 <w:lang w:eastAsia="ru-RU"/>
               </w:rPr>
@@ -164,8 +207,7 @@
           <m:den>
             <m:r>
               <w:rPr>
-                <w:rFonts w:ascii="Cambria Math" w:eastAsia="Times New Roman" w:hAnsi="Cambria Math" w:cs="Segoe UI"/>
-                <w:sz w:val="24"/>
+                <w:rFonts w:ascii="Cambria Math" w:eastAsia="Times New Roman" w:hAnsi="Cambria Math"/>
                 <w:szCs w:val="28"/>
                 <w:lang w:eastAsia="ru-RU"/>
               </w:rPr>
@@ -181,10 +223,14 @@
           <w:ilvl w:val="0"/>
           <w:numId w:val="1"/>
         </w:numPr>
-        <w:spacing w:before="100" w:beforeAutospacing="1" w:after="0" w:line="240" w:lineRule="auto"/>
-        <w:rPr>
-          <w:rFonts w:ascii="Cambria Math" w:eastAsia="Times New Roman" w:hAnsi="Cambria Math" w:cs="Segoe UI"/>
-          <w:sz w:val="24"/>
+        <w:tabs>
+          <w:tab w:val="clear" w:pos="720"/>
+          <w:tab w:val="num" w:pos="0"/>
+        </w:tabs>
+        <w:spacing w:before="100" w:beforeAutospacing="1"/>
+        <w:ind w:left="0" w:firstLine="0"/>
+        <w:rPr>
+          <w:rFonts w:eastAsia="Times New Roman"/>
           <w:szCs w:val="28"/>
           <w:lang w:eastAsia="ru-RU"/>
         </w:rPr>
@@ -192,8 +238,7 @@
       <m:oMath>
         <m:r>
           <w:rPr>
-            <w:rFonts w:ascii="Cambria Math" w:eastAsia="Times New Roman" w:hAnsi="Cambria Math" w:cs="Segoe UI"/>
-            <w:sz w:val="24"/>
+            <w:rFonts w:ascii="Cambria Math" w:eastAsia="Times New Roman" w:hAnsi="Cambria Math"/>
             <w:szCs w:val="28"/>
             <w:lang w:eastAsia="ru-RU"/>
           </w:rPr>
@@ -203,9 +248,8 @@
           <m:fPr>
             <m:ctrlPr>
               <w:rPr>
-                <w:rFonts w:ascii="Cambria Math" w:eastAsia="Times New Roman" w:hAnsi="Cambria Math" w:cs="Segoe UI"/>
+                <w:rFonts w:ascii="Cambria Math" w:eastAsia="Times New Roman" w:hAnsi="Cambria Math"/>
                 <w:i/>
-                <w:sz w:val="24"/>
                 <w:szCs w:val="28"/>
                 <w:lang w:eastAsia="ru-RU"/>
               </w:rPr>
@@ -214,8 +258,7 @@
           <m:num>
             <m:r>
               <w:rPr>
-                <w:rFonts w:ascii="Cambria Math" w:eastAsia="Times New Roman" w:hAnsi="Cambria Math" w:cs="Segoe UI"/>
-                <w:sz w:val="24"/>
+                <w:rFonts w:ascii="Cambria Math" w:eastAsia="Times New Roman" w:hAnsi="Cambria Math"/>
                 <w:szCs w:val="28"/>
                 <w:lang w:eastAsia="ru-RU"/>
               </w:rPr>
@@ -225,8 +268,7 @@
           <m:den>
             <m:r>
               <w:rPr>
-                <w:rFonts w:ascii="Cambria Math" w:eastAsia="Times New Roman" w:hAnsi="Cambria Math" w:cs="Segoe UI"/>
-                <w:sz w:val="24"/>
+                <w:rFonts w:ascii="Cambria Math" w:eastAsia="Times New Roman" w:hAnsi="Cambria Math"/>
                 <w:szCs w:val="28"/>
                 <w:lang w:eastAsia="ru-RU"/>
               </w:rPr>
@@ -242,10 +284,14 @@
           <w:ilvl w:val="0"/>
           <w:numId w:val="1"/>
         </w:numPr>
-        <w:spacing w:before="100" w:beforeAutospacing="1" w:after="0" w:line="240" w:lineRule="auto"/>
-        <w:rPr>
-          <w:rFonts w:ascii="Cambria Math" w:eastAsia="Times New Roman" w:hAnsi="Cambria Math" w:cs="Segoe UI"/>
-          <w:sz w:val="24"/>
+        <w:tabs>
+          <w:tab w:val="clear" w:pos="720"/>
+          <w:tab w:val="num" w:pos="0"/>
+        </w:tabs>
+        <w:spacing w:before="100" w:beforeAutospacing="1"/>
+        <w:ind w:left="0" w:firstLine="0"/>
+        <w:rPr>
+          <w:rFonts w:eastAsia="Times New Roman"/>
           <w:szCs w:val="28"/>
           <w:lang w:eastAsia="ru-RU"/>
         </w:rPr>
@@ -253,8 +299,7 @@
       <m:oMath>
         <m:r>
           <w:rPr>
-            <w:rFonts w:ascii="Cambria Math" w:eastAsia="Times New Roman" w:hAnsi="Cambria Math" w:cs="Segoe UI"/>
-            <w:sz w:val="24"/>
+            <w:rFonts w:ascii="Cambria Math" w:eastAsia="Times New Roman" w:hAnsi="Cambria Math"/>
             <w:szCs w:val="28"/>
             <w:lang w:eastAsia="ru-RU"/>
           </w:rPr>
@@ -264,9 +309,8 @@
           <m:fPr>
             <m:ctrlPr>
               <w:rPr>
-                <w:rFonts w:ascii="Cambria Math" w:eastAsia="Times New Roman" w:hAnsi="Cambria Math" w:cs="Segoe UI"/>
+                <w:rFonts w:ascii="Cambria Math" w:eastAsia="Times New Roman" w:hAnsi="Cambria Math"/>
                 <w:i/>
-                <w:sz w:val="24"/>
                 <w:szCs w:val="28"/>
                 <w:lang w:eastAsia="ru-RU"/>
               </w:rPr>
@@ -275,8 +319,7 @@
           <m:num>
             <m:r>
               <w:rPr>
-                <w:rFonts w:ascii="Cambria Math" w:eastAsia="Times New Roman" w:hAnsi="Cambria Math" w:cs="Segoe UI"/>
-                <w:sz w:val="24"/>
+                <w:rFonts w:ascii="Cambria Math" w:eastAsia="Times New Roman" w:hAnsi="Cambria Math"/>
                 <w:szCs w:val="28"/>
                 <w:lang w:eastAsia="ru-RU"/>
               </w:rPr>
@@ -286,8 +329,7 @@
           <m:den>
             <m:r>
               <w:rPr>
-                <w:rFonts w:ascii="Cambria Math" w:eastAsia="Times New Roman" w:hAnsi="Cambria Math" w:cs="Segoe UI"/>
-                <w:sz w:val="24"/>
+                <w:rFonts w:ascii="Cambria Math" w:eastAsia="Times New Roman" w:hAnsi="Cambria Math"/>
                 <w:szCs w:val="28"/>
                 <w:lang w:eastAsia="ru-RU"/>
               </w:rPr>
@@ -303,10 +345,14 @@
           <w:ilvl w:val="0"/>
           <w:numId w:val="1"/>
         </w:numPr>
-        <w:spacing w:before="100" w:beforeAutospacing="1" w:after="0" w:line="240" w:lineRule="auto"/>
-        <w:rPr>
-          <w:rFonts w:ascii="Cambria Math" w:eastAsia="Times New Roman" w:hAnsi="Cambria Math" w:cs="Segoe UI"/>
-          <w:sz w:val="24"/>
+        <w:tabs>
+          <w:tab w:val="clear" w:pos="720"/>
+          <w:tab w:val="num" w:pos="0"/>
+        </w:tabs>
+        <w:spacing w:before="100" w:beforeAutospacing="1"/>
+        <w:ind w:left="0" w:firstLine="0"/>
+        <w:rPr>
+          <w:rFonts w:eastAsia="Times New Roman"/>
           <w:szCs w:val="28"/>
           <w:lang w:eastAsia="ru-RU"/>
         </w:rPr>
@@ -314,8 +360,7 @@
       <m:oMath>
         <m:r>
           <w:rPr>
-            <w:rFonts w:ascii="Cambria Math" w:eastAsia="Times New Roman" w:hAnsi="Cambria Math" w:cs="Segoe UI"/>
-            <w:sz w:val="24"/>
+            <w:rFonts w:ascii="Cambria Math" w:eastAsia="Times New Roman" w:hAnsi="Cambria Math"/>
             <w:szCs w:val="28"/>
             <w:lang w:eastAsia="ru-RU"/>
           </w:rPr>
@@ -325,9 +370,8 @@
           <m:fPr>
             <m:ctrlPr>
               <w:rPr>
-                <w:rFonts w:ascii="Cambria Math" w:eastAsia="Times New Roman" w:hAnsi="Cambria Math" w:cs="Segoe UI"/>
+                <w:rFonts w:ascii="Cambria Math" w:eastAsia="Times New Roman" w:hAnsi="Cambria Math"/>
                 <w:i/>
-                <w:sz w:val="24"/>
                 <w:szCs w:val="28"/>
                 <w:lang w:eastAsia="ru-RU"/>
               </w:rPr>
@@ -336,8 +380,7 @@
           <m:num>
             <m:r>
               <w:rPr>
-                <w:rFonts w:ascii="Cambria Math" w:eastAsia="Times New Roman" w:hAnsi="Cambria Math" w:cs="Segoe UI"/>
-                <w:sz w:val="24"/>
+                <w:rFonts w:ascii="Cambria Math" w:eastAsia="Times New Roman" w:hAnsi="Cambria Math"/>
                 <w:szCs w:val="28"/>
                 <w:lang w:eastAsia="ru-RU"/>
               </w:rPr>
@@ -347,8 +390,7 @@
           <m:den>
             <m:r>
               <w:rPr>
-                <w:rFonts w:ascii="Cambria Math" w:eastAsia="Times New Roman" w:hAnsi="Cambria Math" w:cs="Segoe UI"/>
-                <w:sz w:val="24"/>
+                <w:rFonts w:ascii="Cambria Math" w:eastAsia="Times New Roman" w:hAnsi="Cambria Math"/>
                 <w:szCs w:val="28"/>
                 <w:lang w:eastAsia="ru-RU"/>
               </w:rPr>
@@ -357,6 +399,23 @@
           </m:den>
         </m:f>
       </m:oMath>
+    </w:p>
+    <w:p>
+      <w:pPr>
+        <w:spacing w:beforeAutospacing="1"/>
+        <w:rPr>
+          <w:rFonts w:eastAsia="Times New Roman"/>
+          <w:szCs w:val="28"/>
+          <w:lang w:eastAsia="ru-RU"/>
+        </w:rPr>
+        <w:sectPr>
+          <w:type w:val="continuous"/>
+          <w:pgSz w:w="11906" w:h="16838"/>
+          <w:pgMar w:top="850" w:right="850" w:bottom="850" w:left="850" w:header="708" w:footer="708" w:gutter="0"/>
+          <w:cols w:num="4" w:space="510"/>
+          <w:docGrid w:linePitch="360"/>
+        </w:sectPr>
+      </w:pPr>
     </w:p>
     <w:tbl>
       <w:tblPr>
@@ -383,18 +442,16 @@
           </w:tcPr>
           <w:p>
             <w:pPr>
-              <w:spacing w:before="100" w:beforeAutospacing="1"/>
-              <w:rPr>
-                <w:rFonts w:ascii="Cambria Math" w:eastAsia="Times New Roman" w:hAnsi="Cambria Math" w:cs="Segoe UI"/>
-                <w:sz w:val="24"/>
+              <w:spacing w:beforeAutospacing="1"/>
+              <w:rPr>
+                <w:rFonts w:eastAsia="Times New Roman"/>
                 <w:szCs w:val="28"/>
                 <w:lang w:eastAsia="ru-RU"/>
               </w:rPr>
             </w:pPr>
             <w:r>
               <w:rPr>
-                <w:rFonts w:ascii="Cambria Math" w:eastAsia="Times New Roman" w:hAnsi="Cambria Math" w:cs="Segoe UI"/>
-                <w:sz w:val="24"/>
+                <w:rFonts w:eastAsia="Times New Roman"/>
                 <w:szCs w:val="28"/>
                 <w:lang w:eastAsia="ru-RU"/>
               </w:rPr>
@@ -409,19 +466,17 @@
           </w:tcPr>
           <w:p>
             <w:pPr>
-              <w:spacing w:before="100" w:beforeAutospacing="1"/>
+              <w:spacing w:beforeAutospacing="1"/>
               <w:jc w:val="center"/>
               <w:rPr>
-                <w:rFonts w:ascii="Cambria Math" w:eastAsia="Times New Roman" w:hAnsi="Cambria Math" w:cs="Segoe UI"/>
-                <w:sz w:val="24"/>
+                <w:rFonts w:eastAsia="Times New Roman"/>
                 <w:szCs w:val="28"/>
                 <w:lang w:eastAsia="ru-RU"/>
               </w:rPr>
             </w:pPr>
             <w:r>
               <w:rPr>
-                <w:rFonts w:ascii="Cambria Math" w:eastAsia="Times New Roman" w:hAnsi="Cambria Math" w:cs="Segoe UI"/>
-                <w:sz w:val="24"/>
+                <w:rFonts w:eastAsia="Times New Roman"/>
                 <w:szCs w:val="28"/>
                 <w:lang w:eastAsia="ru-RU"/>
               </w:rPr>
@@ -436,19 +491,17 @@
           </w:tcPr>
           <w:p>
             <w:pPr>
-              <w:spacing w:before="100" w:beforeAutospacing="1"/>
+              <w:spacing w:beforeAutospacing="1"/>
               <w:jc w:val="center"/>
               <w:rPr>
-                <w:rFonts w:ascii="Cambria Math" w:eastAsia="Times New Roman" w:hAnsi="Cambria Math" w:cs="Segoe UI"/>
-                <w:sz w:val="24"/>
+                <w:rFonts w:eastAsia="Times New Roman"/>
                 <w:szCs w:val="28"/>
                 <w:lang w:eastAsia="ru-RU"/>
               </w:rPr>
             </w:pPr>
             <w:r>
               <w:rPr>
-                <w:rFonts w:ascii="Cambria Math" w:eastAsia="Times New Roman" w:hAnsi="Cambria Math" w:cs="Segoe UI"/>
-                <w:sz w:val="24"/>
+                <w:rFonts w:eastAsia="Times New Roman"/>
                 <w:szCs w:val="28"/>
                 <w:lang w:eastAsia="ru-RU"/>
               </w:rPr>
@@ -463,19 +516,17 @@
           </w:tcPr>
           <w:p>
             <w:pPr>
-              <w:spacing w:before="100" w:beforeAutospacing="1"/>
+              <w:spacing w:beforeAutospacing="1"/>
               <w:jc w:val="center"/>
               <w:rPr>
-                <w:rFonts w:ascii="Cambria Math" w:eastAsia="Times New Roman" w:hAnsi="Cambria Math" w:cs="Segoe UI"/>
-                <w:sz w:val="24"/>
+                <w:rFonts w:eastAsia="Times New Roman"/>
                 <w:szCs w:val="28"/>
                 <w:lang w:eastAsia="ru-RU"/>
               </w:rPr>
             </w:pPr>
             <w:r>
               <w:rPr>
-                <w:rFonts w:ascii="Cambria Math" w:eastAsia="Times New Roman" w:hAnsi="Cambria Math" w:cs="Segoe UI"/>
-                <w:sz w:val="24"/>
+                <w:rFonts w:eastAsia="Times New Roman"/>
                 <w:szCs w:val="28"/>
                 <w:lang w:eastAsia="ru-RU"/>
               </w:rPr>
@@ -496,10 +547,9 @@
           </w:tcPr>
           <w:p>
             <w:pPr>
-              <w:spacing w:before="100" w:beforeAutospacing="1"/>
-              <w:rPr>
-                <w:rFonts w:ascii="Cambria Math" w:eastAsia="Times New Roman" w:hAnsi="Cambria Math" w:cs="Segoe UI"/>
-                <w:sz w:val="24"/>
+              <w:spacing w:beforeAutospacing="1"/>
+              <w:rPr>
+                <w:rFonts w:eastAsia="Times New Roman"/>
                 <w:szCs w:val="28"/>
                 <w:lang w:eastAsia="ru-RU"/>
               </w:rPr>
@@ -512,10 +562,10 @@
           </w:tcPr>
           <w:p>
             <w:pPr>
-              <w:spacing w:before="100" w:beforeAutospacing="1"/>
-              <w:rPr>
-                <w:rFonts w:ascii="Cambria Math" w:eastAsia="Times New Roman" w:hAnsi="Cambria Math" w:cs="Segoe UI"/>
-                <w:sz w:val="24"/>
+              <w:spacing w:beforeAutospacing="1"/>
+              <w:jc w:val="center"/>
+              <w:rPr>
+                <w:rFonts w:eastAsia="Times New Roman"/>
                 <w:szCs w:val="28"/>
                 <w:lang w:eastAsia="ru-RU"/>
               </w:rPr>
@@ -528,10 +578,10 @@
           </w:tcPr>
           <w:p>
             <w:pPr>
-              <w:spacing w:before="100" w:beforeAutospacing="1"/>
-              <w:rPr>
-                <w:rFonts w:ascii="Cambria Math" w:eastAsia="Times New Roman" w:hAnsi="Cambria Math" w:cs="Segoe UI"/>
-                <w:sz w:val="24"/>
+              <w:spacing w:beforeAutospacing="1"/>
+              <w:jc w:val="center"/>
+              <w:rPr>
+                <w:rFonts w:eastAsia="Times New Roman"/>
                 <w:szCs w:val="28"/>
                 <w:lang w:eastAsia="ru-RU"/>
               </w:rPr>
@@ -544,10 +594,10 @@
           </w:tcPr>
           <w:p>
             <w:pPr>
-              <w:spacing w:before="100" w:beforeAutospacing="1"/>
-              <w:rPr>
-                <w:rFonts w:ascii="Cambria Math" w:eastAsia="Times New Roman" w:hAnsi="Cambria Math" w:cs="Segoe UI"/>
-                <w:sz w:val="24"/>
+              <w:spacing w:beforeAutospacing="1"/>
+              <w:jc w:val="center"/>
+              <w:rPr>
+                <w:rFonts w:eastAsia="Times New Roman"/>
                 <w:szCs w:val="28"/>
                 <w:lang w:eastAsia="ru-RU"/>
               </w:rPr>
@@ -556,16 +606,11 @@
         </w:tc>
       </w:tr>
     </w:tbl>
-    <w:p>
-      <w:pPr>
-        <w:rPr>
-          <w:sz w:val="24"/>
-        </w:rPr>
-      </w:pPr>
-    </w:p>
+    <w:p/>
     <w:sectPr>
+      <w:type w:val="continuous"/>
       <w:pgSz w:w="11906" w:h="16838"/>
-      <w:pgMar w:top="1134" w:right="850" w:bottom="1134" w:left="1701" w:header="708" w:footer="708" w:gutter="0"/>
+      <w:pgMar w:top="850" w:right="850" w:bottom="850" w:left="850" w:header="708" w:footer="708" w:gutter="0"/>
       <w:cols w:space="708"/>
       <w:docGrid w:linePitch="360"/>
     </w:sectPr>
@@ -1092,6 +1137,14 @@
   <w:style w:type="paragraph" w:default="1" w:styleId="a">
     <w:name w:val="Normal"/>
     <w:qFormat/>
+    <w:pPr>
+      <w:spacing w:after="0" w:line="240" w:lineRule="auto"/>
+      <w:jc w:val="both"/>
+    </w:pPr>
+    <w:rPr>
+      <w:rFonts w:ascii="Times New Roman" w:hAnsi="Times New Roman" w:cs="Times New Roman"/>
+      <w:sz w:val="24"/>
+    </w:rPr>
   </w:style>
   <w:style w:type="character" w:default="1" w:styleId="a0">
     <w:name w:val="Default Paragraph Font"/>
